--- a/input/E037 Cynthia Breazeal/ E037 Cynthia Breazeal - Script V3 (for tracking).docx
+++ b/input/E037 Cynthia Breazeal/ E037 Cynthia Breazeal - Script V3 (for tracking).docx
@@ -982,7 +982,6 @@
       <w:pPr>
         <w:spacing w:after="280" w:lineRule="auto"/>
         <w:rPr>
-          <w:strike w:val="1"/>
           <w:color w:val="a3a3a3"/>
           <w:sz w:val="24"/>
           <w:szCs w:val="24"/>
@@ -1221,7 +1220,6 @@
       <w:pPr>
         <w:spacing w:after="280" w:lineRule="auto"/>
         <w:rPr>
-          <w:strike w:val="1"/>
           <w:color w:val="a3a3a3"/>
           <w:sz w:val="24"/>
           <w:szCs w:val="24"/>
@@ -1270,7 +1268,6 @@
       <w:pPr>
         <w:spacing w:after="280" w:lineRule="auto"/>
         <w:rPr>
-          <w:strike w:val="1"/>
           <w:color w:val="a3a3a3"/>
           <w:sz w:val="24"/>
           <w:szCs w:val="24"/>
@@ -1305,7 +1302,6 @@
       <w:pPr>
         <w:spacing w:after="280" w:lineRule="auto"/>
         <w:rPr>
-          <w:strike w:val="1"/>
           <w:color w:val="a3a3a3"/>
           <w:sz w:val="24"/>
           <w:szCs w:val="24"/>
@@ -1695,7 +1691,6 @@
       <w:pPr>
         <w:spacing w:after="280" w:lineRule="auto"/>
         <w:rPr>
-          <w:strike w:val="1"/>
           <w:color w:val="a3a3a3"/>
           <w:sz w:val="24"/>
           <w:szCs w:val="24"/>
@@ -1780,7 +1775,6 @@
       <w:pPr>
         <w:spacing w:after="280" w:lineRule="auto"/>
         <w:rPr>
-          <w:strike w:val="1"/>
           <w:color w:val="a3a3a3"/>
           <w:sz w:val="24"/>
           <w:szCs w:val="24"/>
@@ -1868,7 +1862,6 @@
       <w:pPr>
         <w:spacing w:after="280" w:lineRule="auto"/>
         <w:rPr>
-          <w:strike w:val="1"/>
           <w:color w:val="a3a3a3"/>
           <w:sz w:val="24"/>
           <w:szCs w:val="24"/>
@@ -1903,7 +1896,6 @@
       <w:pPr>
         <w:spacing w:after="280" w:lineRule="auto"/>
         <w:rPr>
-          <w:strike w:val="1"/>
           <w:color w:val="a3a3a3"/>
           <w:sz w:val="24"/>
           <w:szCs w:val="24"/>
@@ -1971,7 +1963,6 @@
       <w:pPr>
         <w:spacing w:after="280" w:lineRule="auto"/>
         <w:rPr>
-          <w:strike w:val="1"/>
           <w:color w:val="a3a3a3"/>
           <w:sz w:val="24"/>
           <w:szCs w:val="24"/>
@@ -2534,7 +2525,6 @@
       <w:pPr>
         <w:spacing w:after="280" w:lineRule="auto"/>
         <w:rPr>
-          <w:strike w:val="1"/>
           <w:color w:val="a3a3a3"/>
           <w:sz w:val="24"/>
           <w:szCs w:val="24"/>
@@ -2706,7 +2696,6 @@
       <w:pPr>
         <w:spacing w:after="280" w:lineRule="auto"/>
         <w:rPr>
-          <w:strike w:val="1"/>
           <w:color w:val="a3a3a3"/>
           <w:sz w:val="24"/>
           <w:szCs w:val="24"/>
@@ -2763,7 +2752,6 @@
       <w:pPr>
         <w:spacing w:after="280" w:lineRule="auto"/>
         <w:rPr>
-          <w:strike w:val="1"/>
           <w:color w:val="a3a3a3"/>
           <w:sz w:val="24"/>
           <w:szCs w:val="24"/>
@@ -2971,7 +2959,6 @@
       <w:pPr>
         <w:spacing w:after="280" w:lineRule="auto"/>
         <w:rPr>
-          <w:strike w:val="1"/>
           <w:color w:val="a3a3a3"/>
           <w:sz w:val="24"/>
           <w:szCs w:val="24"/>
@@ -3223,7 +3210,6 @@
       <w:pPr>
         <w:spacing w:after="280" w:lineRule="auto"/>
         <w:rPr>
-          <w:strike w:val="1"/>
           <w:color w:val="a3a3a3"/>
           <w:sz w:val="24"/>
           <w:szCs w:val="24"/>
@@ -3734,7 +3720,6 @@
       <w:pPr>
         <w:spacing w:after="280" w:lineRule="auto"/>
         <w:rPr>
-          <w:strike w:val="1"/>
           <w:color w:val="a3a3a3"/>
           <w:sz w:val="24"/>
           <w:szCs w:val="24"/>
@@ -4052,7 +4037,6 @@
       <w:pPr>
         <w:spacing w:after="280" w:lineRule="auto"/>
         <w:rPr>
-          <w:strike w:val="1"/>
           <w:color w:val="a3a3a3"/>
           <w:sz w:val="24"/>
           <w:szCs w:val="24"/>
@@ -4499,7 +4483,6 @@
       <w:pPr>
         <w:spacing w:after="280" w:lineRule="auto"/>
         <w:rPr>
-          <w:strike w:val="1"/>
           <w:color w:val="a3a3a3"/>
           <w:sz w:val="24"/>
           <w:szCs w:val="24"/>
@@ -4595,7 +4578,6 @@
       <w:pPr>
         <w:spacing w:after="280" w:lineRule="auto"/>
         <w:rPr>
-          <w:strike w:val="1"/>
           <w:color w:val="a3a3a3"/>
           <w:sz w:val="24"/>
           <w:szCs w:val="24"/>

--- a/input/E037 Cynthia Breazeal/ E037 Cynthia Breazeal - Script V3 (for tracking).docx
+++ b/input/E037 Cynthia Breazeal/ E037 Cynthia Breazeal - Script V3 (for tracking).docx
@@ -123,7 +123,6 @@
           <w:szCs w:val="24"/>
         </w:rPr>
       </w:pPr>
-      <w:commentRangeStart w:id="0"/>
       <w:r>
         <w:rPr>
           <w:b w:val="1"/>
@@ -199,10 +198,7 @@
         </w:rPr>
         <w:t xml:space="preserve">.</w:t>
       </w:r>
-      <w:commentRangeEnd w:id="0"/>
-      <w:r>
-        <w:commentReference w:id="0"/>
-      </w:r>
+      <w:r/>
       <w:r>
         <w:rPr>
           <w:rtl w:val="0"/>
@@ -2201,7 +2197,6 @@
           <w:szCs w:val="24"/>
         </w:rPr>
       </w:pPr>
-      <w:commentRangeStart w:id="1"/>
       <w:r>
         <w:rPr>
           <w:sz w:val="24"/>
@@ -2275,10 +2270,7 @@
         </w:rPr>
         <w:t xml:space="preserve"> they're being, you know, evaluated.</w:t>
       </w:r>
-      <w:commentRangeEnd w:id="1"/>
-      <w:r>
-        <w:commentReference w:id="1"/>
-      </w:r>
+      <w:r/>
       <w:r>
         <w:rPr>
           <w:rtl w:val="0"/>
@@ -2552,7 +2544,6 @@
           <w:szCs w:val="24"/>
         </w:rPr>
       </w:pPr>
-      <w:commentRangeStart w:id="2"/>
       <w:r>
         <w:rPr>
           <w:sz w:val="24"/>
@@ -2561,10 +2552,7 @@
         </w:rPr>
         <w:t xml:space="preserve">We definitely achieved that aspect of the design, and, and we tried to do it in a super responsible and mindful way, right? So we made some very conscious design decisions of, if people wanted to ask Jibo questions about topics that, you know, a robot frankly has no business answering, like religion or, well, like, like Jibo would basically say, Hey, I'm a robot. I think people are awesome. That's a really important topic. You probably really need to talk to another person about that because I'm just a robot,</w:t>
       </w:r>
-      <w:commentRangeEnd w:id="2"/>
-      <w:r>
-        <w:commentReference w:id="2"/>
-      </w:r>
+      <w:r/>
       <w:r>
         <w:rPr>
           <w:rtl w:val="0"/>
@@ -3821,7 +3809,6 @@
         </w:rPr>
         <w:t xml:space="preserve"> internal states to you? </w:t>
       </w:r>
-      <w:commentRangeStart w:id="3"/>
       <w:r>
         <w:rPr>
           <w:sz w:val="24"/>
@@ -3830,10 +3817,7 @@
         </w:rPr>
         <w:t xml:space="preserve">There's a big assumption that the more human, the better. I'm just gonna tell you, Rana, I have not seen that in any of my work. As long as the design does what it's supposed to do well for the embodiment it has, you can get all of these great outcomes.</w:t>
       </w:r>
-      <w:commentRangeEnd w:id="3"/>
-      <w:r>
-        <w:commentReference w:id="3"/>
-      </w:r>
+      <w:r/>
       <w:r>
         <w:rPr>
           <w:rtl w:val="0"/>
@@ -5087,231 +5071,6 @@
     </w:sectPr>
   </w:body>
 </w:document>
-</file>
-
-<file path=word/comments.xml><?xml version="1.0" encoding="utf-8"?>
-<w:comments xmlns:mc="http://schemas.openxmlformats.org/markup-compatibility/2006" xmlns:o="urn:schemas-microsoft-com:office:office" xmlns:r="http://schemas.openxmlformats.org/officeDocument/2006/relationships" xmlns:m="http://schemas.openxmlformats.org/officeDocument/2006/math" xmlns:v="urn:schemas-microsoft-com:vml" xmlns:wp="http://schemas.openxmlformats.org/drawingml/2006/wordprocessingDrawing" xmlns:w10="urn:schemas-microsoft-com:office:word" xmlns:w="http://schemas.openxmlformats.org/wordprocessingml/2006/main" xmlns:wne="http://schemas.microsoft.com/office/word/2006/wordml" xmlns:sl="http://schemas.openxmlformats.org/schemaLibrary/2006/main" xmlns:a="http://schemas.openxmlformats.org/drawingml/2006/main" xmlns:pic="http://schemas.openxmlformats.org/drawingml/2006/picture" xmlns:c="http://schemas.openxmlformats.org/drawingml/2006/chart" xmlns:lc="http://schemas.openxmlformats.org/drawingml/2006/lockedCanvas" xmlns:dgm="http://schemas.openxmlformats.org/drawingml/2006/diagram" xmlns:wps="http://schemas.microsoft.com/office/word/2010/wordprocessingShape" xmlns:wpg="http://schemas.microsoft.com/office/word/2010/wordprocessingGroup" xmlns:w14="http://schemas.microsoft.com/office/word/2010/wordml" xmlns:w15="http://schemas.microsoft.com/office/word/2012/wordml" xmlns:w16="http://schemas.microsoft.com/office/word/2018/wordml" xmlns:w16cex="http://schemas.microsoft.com/office/word/2018/wordml/cex" xmlns:w16cid="http://schemas.microsoft.com/office/word/2016/wordml/cid" xmlns="http://schemas.microsoft.com/office/tasks/2019/documenttasks" xmlns:cr="http://schemas.microsoft.com/office/comments/2020/reactions">
-  <w:comment w:author="Eric Drobny" w:id="3" w:date="2025-06-10T19:09:57Z">
-    <w:p>
-      <w:pPr>
-        <w:keepNext w:val="0"/>
-        <w:keepLines w:val="0"/>
-        <w:pageBreakBefore w:val="0"/>
-        <w:widowControl w:val="0"/>
-        <w:pBdr>
-          <w:top w:space="0" w:sz="0" w:val="nil"/>
-          <w:left w:space="0" w:sz="0" w:val="nil"/>
-          <w:bottom w:space="0" w:sz="0" w:val="nil"/>
-          <w:right w:space="0" w:sz="0" w:val="nil"/>
-          <w:between w:space="0" w:sz="0" w:val="nil"/>
-        </w:pBdr>
-        <w:shd w:fill="auto" w:val="clear"/>
-        <w:spacing w:after="0" w:before="0" w:line="240" w:lineRule="auto"/>
-        <w:ind w:left="0" w:right="0" w:firstLine="0"/>
-        <w:jc w:val="left"/>
-        <w:rPr>
-          <w:rFonts w:ascii="Arial" w:cs="Arial" w:eastAsia="Arial" w:hAnsi="Arial"/>
-          <w:b w:val="0"/>
-          <w:bCs w:val="0"/>
-          <w:i w:val="0"/>
-          <w:iCs w:val="0"/>
-          <w:smallCaps w:val="0"/>
-          <w:strike w:val="0"/>
-          <w:color w:val="000000"/>
-          <w:sz w:val="22"/>
-          <w:szCs w:val="22"/>
-          <w:u w:val="none"/>
-          <w:shd w:fill="auto" w:val="clear"/>
-          <w:vertAlign w:val="baseline"/>
-        </w:rPr>
-      </w:pPr>
-      <w:r>
-        <w:rPr>
-          <w:rFonts w:ascii="Arial" w:cs="Arial" w:eastAsia="Arial" w:hAnsi="Arial"/>
-          <w:b w:val="0"/>
-          <w:bCs w:val="0"/>
-          <w:i w:val="0"/>
-          <w:iCs w:val="0"/>
-          <w:smallCaps w:val="0"/>
-          <w:strike w:val="0"/>
-          <w:color w:val="000000"/>
-          <w:sz w:val="22"/>
-          <w:szCs w:val="22"/>
-          <w:u w:val="none"/>
-          <w:shd w:fill="auto" w:val="clear"/>
-          <w:vertAlign w:val="baseline"/>
-          <w:rtl w:val="0"/>
-        </w:rPr>
-        <w:t xml:space="preserve">@nicki@waitwhat.com think our YT thumbnail copy is somewhere in here: "AI bots: the more human the better? Not so fast". That's too long but you see where I'm going</w:t>
-      </w:r>
-    </w:p>
-  </w:comment>
-  <w:comment w:author="Eric Drobny" w:id="0" w:date="2025-06-09T22:42:23Z">
-    <w:p>
-      <w:pPr>
-        <w:keepNext w:val="0"/>
-        <w:keepLines w:val="0"/>
-        <w:pageBreakBefore w:val="0"/>
-        <w:widowControl w:val="0"/>
-        <w:pBdr>
-          <w:top w:space="0" w:sz="0" w:val="nil"/>
-          <w:left w:space="0" w:sz="0" w:val="nil"/>
-          <w:bottom w:space="0" w:sz="0" w:val="nil"/>
-          <w:right w:space="0" w:sz="0" w:val="nil"/>
-          <w:between w:space="0" w:sz="0" w:val="nil"/>
-        </w:pBdr>
-        <w:shd w:fill="auto" w:val="clear"/>
-        <w:spacing w:after="0" w:before="0" w:line="240" w:lineRule="auto"/>
-        <w:ind w:left="0" w:right="0" w:firstLine="0"/>
-        <w:jc w:val="left"/>
-        <w:rPr>
-          <w:rFonts w:ascii="Arial" w:cs="Arial" w:eastAsia="Arial" w:hAnsi="Arial"/>
-          <w:b w:val="0"/>
-          <w:bCs w:val="0"/>
-          <w:i w:val="0"/>
-          <w:iCs w:val="0"/>
-          <w:smallCaps w:val="0"/>
-          <w:strike w:val="0"/>
-          <w:color w:val="000000"/>
-          <w:sz w:val="22"/>
-          <w:szCs w:val="22"/>
-          <w:u w:val="none"/>
-          <w:shd w:fill="auto" w:val="clear"/>
-          <w:vertAlign w:val="baseline"/>
-        </w:rPr>
-      </w:pPr>
-      <w:r>
-        <w:rPr>
-          <w:rFonts w:ascii="Arial" w:cs="Arial" w:eastAsia="Arial" w:hAnsi="Arial"/>
-          <w:b w:val="0"/>
-          <w:bCs w:val="0"/>
-          <w:i w:val="0"/>
-          <w:iCs w:val="0"/>
-          <w:smallCaps w:val="0"/>
-          <w:strike w:val="0"/>
-          <w:color w:val="000000"/>
-          <w:sz w:val="22"/>
-          <w:szCs w:val="22"/>
-          <w:u w:val="none"/>
-          <w:shd w:fill="auto" w:val="clear"/>
-          <w:vertAlign w:val="baseline"/>
-          <w:rtl w:val="0"/>
-        </w:rPr>
-        <w:t xml:space="preserve">@nicki@waitwhat.com @eric@waitwhat.com I'm just going to take a wild stab that TT, IG reels and Shorts are all full of animated videos of people talking about the Jetsons as it relates to AI ... but if I'm wrong about that, this could be a fun short!</w:t>
-      </w:r>
-    </w:p>
-  </w:comment>
-  <w:comment w:author="Eric Drobny" w:id="2" w:date="2025-06-09T22:49:35Z">
-    <w:p>
-      <w:pPr>
-        <w:keepNext w:val="0"/>
-        <w:keepLines w:val="0"/>
-        <w:pageBreakBefore w:val="0"/>
-        <w:widowControl w:val="0"/>
-        <w:pBdr>
-          <w:top w:space="0" w:sz="0" w:val="nil"/>
-          <w:left w:space="0" w:sz="0" w:val="nil"/>
-          <w:bottom w:space="0" w:sz="0" w:val="nil"/>
-          <w:right w:space="0" w:sz="0" w:val="nil"/>
-          <w:between w:space="0" w:sz="0" w:val="nil"/>
-        </w:pBdr>
-        <w:shd w:fill="auto" w:val="clear"/>
-        <w:spacing w:after="0" w:before="0" w:line="240" w:lineRule="auto"/>
-        <w:ind w:left="0" w:right="0" w:firstLine="0"/>
-        <w:jc w:val="left"/>
-        <w:rPr>
-          <w:rFonts w:ascii="Arial" w:cs="Arial" w:eastAsia="Arial" w:hAnsi="Arial"/>
-          <w:b w:val="0"/>
-          <w:bCs w:val="0"/>
-          <w:i w:val="0"/>
-          <w:iCs w:val="0"/>
-          <w:smallCaps w:val="0"/>
-          <w:strike w:val="0"/>
-          <w:color w:val="000000"/>
-          <w:sz w:val="22"/>
-          <w:szCs w:val="22"/>
-          <w:u w:val="none"/>
-          <w:shd w:fill="auto" w:val="clear"/>
-          <w:vertAlign w:val="baseline"/>
-        </w:rPr>
-      </w:pPr>
-      <w:r>
-        <w:rPr>
-          <w:rFonts w:ascii="Arial" w:cs="Arial" w:eastAsia="Arial" w:hAnsi="Arial"/>
-          <w:b w:val="0"/>
-          <w:bCs w:val="0"/>
-          <w:i w:val="0"/>
-          <w:iCs w:val="0"/>
-          <w:smallCaps w:val="0"/>
-          <w:strike w:val="0"/>
-          <w:color w:val="000000"/>
-          <w:sz w:val="22"/>
-          <w:szCs w:val="22"/>
-          <w:u w:val="none"/>
-          <w:shd w:fill="auto" w:val="clear"/>
-          <w:vertAlign w:val="baseline"/>
-          <w:rtl w:val="0"/>
-        </w:rPr>
-        <w:t xml:space="preserve">It feels to me like this is basically what Claude and ChatGPT should be doing but are not always...</w:t>
-      </w:r>
-    </w:p>
-  </w:comment>
-  <w:comment w:author="Eric Drobny" w:id="1" w:date="2025-06-09T22:47:26Z">
-    <w:p>
-      <w:pPr>
-        <w:keepNext w:val="0"/>
-        <w:keepLines w:val="0"/>
-        <w:pageBreakBefore w:val="0"/>
-        <w:widowControl w:val="0"/>
-        <w:pBdr>
-          <w:top w:space="0" w:sz="0" w:val="nil"/>
-          <w:left w:space="0" w:sz="0" w:val="nil"/>
-          <w:bottom w:space="0" w:sz="0" w:val="nil"/>
-          <w:right w:space="0" w:sz="0" w:val="nil"/>
-          <w:between w:space="0" w:sz="0" w:val="nil"/>
-        </w:pBdr>
-        <w:shd w:fill="auto" w:val="clear"/>
-        <w:spacing w:after="0" w:before="0" w:line="240" w:lineRule="auto"/>
-        <w:ind w:left="0" w:right="0" w:firstLine="0"/>
-        <w:jc w:val="left"/>
-        <w:rPr>
-          <w:rFonts w:ascii="Arial" w:cs="Arial" w:eastAsia="Arial" w:hAnsi="Arial"/>
-          <w:b w:val="0"/>
-          <w:bCs w:val="0"/>
-          <w:i w:val="0"/>
-          <w:iCs w:val="0"/>
-          <w:smallCaps w:val="0"/>
-          <w:strike w:val="0"/>
-          <w:color w:val="000000"/>
-          <w:sz w:val="22"/>
-          <w:szCs w:val="22"/>
-          <w:u w:val="none"/>
-          <w:shd w:fill="auto" w:val="clear"/>
-          <w:vertAlign w:val="baseline"/>
-        </w:rPr>
-      </w:pPr>
-      <w:r>
-        <w:rPr>
-          <w:rFonts w:ascii="Arial" w:cs="Arial" w:eastAsia="Arial" w:hAnsi="Arial"/>
-          <w:b w:val="0"/>
-          <w:bCs w:val="0"/>
-          <w:i w:val="0"/>
-          <w:iCs w:val="0"/>
-          <w:smallCaps w:val="0"/>
-          <w:strike w:val="0"/>
-          <w:color w:val="000000"/>
-          <w:sz w:val="22"/>
-          <w:szCs w:val="22"/>
-          <w:u w:val="none"/>
-          <w:shd w:fill="auto" w:val="clear"/>
-          <w:vertAlign w:val="baseline"/>
-          <w:rtl w:val="0"/>
-        </w:rPr>
-        <w:t xml:space="preserve">Another potential opportunity for a short, I think @eric@waitwhat.com</w:t>
-      </w:r>
-    </w:p>
-  </w:comment>
-</w:comments>
 </file>
 
 <file path=word/footer1.xml><?xml version="1.0" encoding="utf-8"?>

--- a/input/E037 Cynthia Breazeal/ E037 Cynthia Breazeal - Script V3 (for tracking).docx
+++ b/input/E037 Cynthia Breazeal/ E037 Cynthia Breazeal - Script V3 (for tracking).docx
@@ -2,43 +2,6 @@
 <file path=word/document.xml><?xml version="1.0" encoding="utf-8"?>
 <w:document xmlns:mc="http://schemas.openxmlformats.org/markup-compatibility/2006" xmlns:o="urn:schemas-microsoft-com:office:office" xmlns:r="http://schemas.openxmlformats.org/officeDocument/2006/relationships" xmlns:m="http://schemas.openxmlformats.org/officeDocument/2006/math" xmlns:v="urn:schemas-microsoft-com:vml" xmlns:wp="http://schemas.openxmlformats.org/drawingml/2006/wordprocessingDrawing" xmlns:w10="urn:schemas-microsoft-com:office:word" xmlns:w="http://schemas.openxmlformats.org/wordprocessingml/2006/main" xmlns:wne="http://schemas.microsoft.com/office/word/2006/wordml" xmlns:sl="http://schemas.openxmlformats.org/schemaLibrary/2006/main" xmlns:a="http://schemas.openxmlformats.org/drawingml/2006/main" xmlns:pic="http://schemas.openxmlformats.org/drawingml/2006/picture" xmlns:c="http://schemas.openxmlformats.org/drawingml/2006/chart" xmlns:lc="http://schemas.openxmlformats.org/drawingml/2006/lockedCanvas" xmlns:dgm="http://schemas.openxmlformats.org/drawingml/2006/diagram" xmlns:wps="http://schemas.microsoft.com/office/word/2010/wordprocessingShape" xmlns:wpg="http://schemas.microsoft.com/office/word/2010/wordprocessingGroup" xmlns:w14="http://schemas.microsoft.com/office/word/2010/wordml" xmlns:w15="http://schemas.microsoft.com/office/word/2012/wordml" xmlns:w16="http://schemas.microsoft.com/office/word/2018/wordml" xmlns:w16cex="http://schemas.microsoft.com/office/word/2018/wordml/cex" xmlns:w16cid="http://schemas.microsoft.com/office/word/2016/wordml/cid" xmlns="http://schemas.microsoft.com/office/tasks/2019/documenttasks" xmlns:cr="http://schemas.microsoft.com/office/comments/2020/reactions">
   <w:body>
-    <w:p>
-      <w:pPr>
-        <w:jc w:val="center"/>
-        <w:rPr>
-          <w:b w:val="1"/>
-          <w:bCs w:val="1"/>
-          <w:sz w:val="24"/>
-          <w:szCs w:val="24"/>
-        </w:rPr>
-      </w:pPr>
-      <w:r>
-        <w:rPr>
-          <w:b w:val="1"/>
-          <w:bCs w:val="1"/>
-          <w:sz w:val="24"/>
-          <w:szCs w:val="24"/>
-          <w:rtl w:val="0"/>
-        </w:rPr>
-        <w:t xml:space="preserve">E037 Cynthia Breazeal - Script V3 (for tracking)</w:t>
-      </w:r>
-    </w:p>
-    <w:p>
-      <w:pPr>
-        <w:jc w:val="center"/>
-        <w:rPr>
-          <w:b w:val="1"/>
-          <w:bCs w:val="1"/>
-          <w:sz w:val="24"/>
-          <w:szCs w:val="24"/>
-        </w:rPr>
-      </w:pPr>
-      <w:r>
-        <w:rPr>
-          <w:rtl w:val="0"/>
-        </w:rPr>
-      </w:r>
-    </w:p>
     <w:p>
       <w:pPr>
         <w:spacing w:after="280" w:lineRule="auto"/>
